--- a/Diplomata_ES/docx/1부6화_Lo_que_sabia_Valdes.docx
+++ b/Diplomata_ES/docx/1부6화_Lo_que_sabia_Valdes.docx
@@ -111,7 +111,7 @@
           <w:color w:val="555555"/>
           <w:sz w:val="19"/>
         </w:rPr>
-        <w:t>대사 163턴 · 난이도 B2-C1 · 지문 없이 대사만으로 구성 · 본문 + 한국어 대역 + 주석</w:t>
+        <w:t>대사 171턴 · 난이도 B2-C1 · 지문 없이 대사만으로 구성 · 본문 + 한국어 대역 + 주석</w:t>
       </w:r>
     </w:p>
     <w:p>
@@ -2557,7 +2557,7 @@
           <w:color w:val="8A1C2B"/>
           <w:sz w:val="21"/>
         </w:rPr>
-        <w:t xml:space="preserve">ÁLVARO   </w:t>
+        <w:t xml:space="preserve">BERNI   </w:t>
       </w:r>
       <w:r>
         <w:rPr>
@@ -2566,7 +2566,7 @@
           <w:i w:val="0"/>
           <w:sz w:val="22"/>
         </w:rPr>
-        <w:t>Pero ella no querrá.</w:t>
+        <w:t>Y no es una idea nueva. Mil ochocientos treinta y nueve. El Convenio de Vergara. Maroto, general carlista; Espartero, liberal. Siete años de guerra civil. ¿Cómo acabó?</w:t>
       </w:r>
     </w:p>
     <w:p>
@@ -2582,7 +2582,7 @@
           <w:color w:val="555555"/>
           <w:sz w:val="19"/>
         </w:rPr>
-        <w:t>하지만 그분은 원하지 않을 겁니다.</w:t>
+        <w:t>새로운 생각도 아니야. 1839년. 베르가라 협약. 카를로스파 장군 마로토와 자유주의자 에스파르테로. 7년간의 내전이었지. 어떻게 끝났나?</w:t>
       </w:r>
     </w:p>
     <w:p>
@@ -2609,7 +2609,7 @@
           <w:color w:val="8A1C2B"/>
           <w:sz w:val="21"/>
         </w:rPr>
-        <w:t xml:space="preserve">BERNI   </w:t>
+        <w:t xml:space="preserve">ÁLVARO   </w:t>
       </w:r>
       <w:r>
         <w:rPr>
@@ -2618,7 +2618,7 @@
           <w:i w:val="0"/>
           <w:sz w:val="22"/>
         </w:rPr>
-        <w:t>Seguramente. Pero tendrás que ofrecérselo, aunque solo sea para que no puedas decir que no se lo ofreciste.</w:t>
+        <w:t>Con un abrazo. Delante de los dos ejércitos.</w:t>
       </w:r>
     </w:p>
     <w:p>
@@ -2634,7 +2634,7 @@
           <w:color w:val="555555"/>
           <w:sz w:val="19"/>
         </w:rPr>
-        <w:t>아마 그렇겠지. 그래도 제안은 해야 하네. 제안하지 않았다고 말할 수 없도록.</w:t>
+        <w:t>포옹으로요. 두 군대 앞에서요.</w:t>
       </w:r>
     </w:p>
     <w:p>
@@ -2661,7 +2661,7 @@
           <w:color w:val="8A1C2B"/>
           <w:sz w:val="21"/>
         </w:rPr>
-        <w:t xml:space="preserve">ÁLVARO   </w:t>
+        <w:t xml:space="preserve">BERNI   </w:t>
       </w:r>
       <w:r>
         <w:rPr>
@@ -2670,7 +2670,7 @@
           <w:i w:val="0"/>
           <w:sz w:val="22"/>
         </w:rPr>
-        <w:t>¿Y si dice que no?</w:t>
+        <w:t>Con un abrazo y una cláusula: los oficiales carlistas que aceptaran la paz conservarían sus grados. Nadie perdió la cara. Quienes cedían lo hacían con dignidad. Esa es la puerta: no se trata de vencer, sino de que el otro pueda ceder sin que parezca que se rinde.</w:t>
       </w:r>
     </w:p>
     <w:p>
@@ -2686,7 +2686,7 @@
           <w:color w:val="555555"/>
           <w:sz w:val="19"/>
         </w:rPr>
-        <w:t>거절하면요?</w:t>
+        <w:t>포옹과 한 가지 조항으로요. 평화를 받아들이는 카를로스파 장교들은 계급을 유지한다는. 아무도 체면을 잃지 않았지. 양보하는 쪽이 존엄을 지키며 양보했어. 그게 문이야. 이기는 게 아니라 상대가 항복한 듯 보이지 않게 양보할 수 있게 해 주는 것.</w:t>
       </w:r>
     </w:p>
     <w:p>
@@ -2713,7 +2713,7 @@
           <w:color w:val="8A1C2B"/>
           <w:sz w:val="21"/>
         </w:rPr>
-        <w:t xml:space="preserve">BERNI   </w:t>
+        <w:t xml:space="preserve">ÁLVARO   </w:t>
       </w:r>
       <w:r>
         <w:rPr>
@@ -2722,7 +2722,7 @@
           <w:i w:val="0"/>
           <w:sz w:val="22"/>
         </w:rPr>
-        <w:t>Entonces habrás perdido la dama, pero tendrás la columna abierta. A veces perder una pieza es el único modo de ver el tablero entero.</w:t>
+        <w:t>Una salida con honor.</w:t>
       </w:r>
     </w:p>
     <w:p>
@@ -2738,7 +2738,7 @@
           <w:color w:val="555555"/>
           <w:sz w:val="19"/>
         </w:rPr>
-        <w:t>그럼 퀸을 잃겠지만 열린 줄은 얻게 되지. 가끔은 말 하나를 잃는 게 판 전체를 보는 유일한 방법이야.</w:t>
+        <w:t>명예로운 출구요.</w:t>
       </w:r>
     </w:p>
     <w:p>
@@ -2765,7 +2765,7 @@
           <w:color w:val="8A1C2B"/>
           <w:sz w:val="21"/>
         </w:rPr>
-        <w:t xml:space="preserve">ÁLVARO   </w:t>
+        <w:t xml:space="preserve">BERNI   </w:t>
       </w:r>
       <w:r>
         <w:rPr>
@@ -2774,7 +2774,7 @@
           <w:i w:val="0"/>
           <w:sz w:val="22"/>
         </w:rPr>
-        <w:t>Qué bien suena todo cuando usted lo cuenta.</w:t>
+        <w:t>Con honor. Eso Valdés puede aceptarlo. Un castigo, no.</w:t>
       </w:r>
     </w:p>
     <w:p>
@@ -2790,7 +2790,7 @@
           <w:color w:val="555555"/>
           <w:sz w:val="19"/>
         </w:rPr>
-        <w:t>선생님이 말씀하시면 다 그럴듯하게 들립니다.</w:t>
+        <w:t>명예로운. 그건 발데스가 받아들일 수 있어. 처벌은 못 받아들이지.</w:t>
       </w:r>
     </w:p>
     <w:p>
@@ -2817,7 +2817,7 @@
           <w:color w:val="8A1C2B"/>
           <w:sz w:val="21"/>
         </w:rPr>
-        <w:t xml:space="preserve">BERNI   </w:t>
+        <w:t xml:space="preserve">ÁLVARO   </w:t>
       </w:r>
       <w:r>
         <w:rPr>
@@ -2826,7 +2826,7 @@
           <w:i w:val="0"/>
           <w:sz w:val="22"/>
         </w:rPr>
-        <w:t>Porque es verdad. Y lo que es verdad siempre suena mejor que lo que se cree.</w:t>
+        <w:t>Pero ella no querrá.</w:t>
       </w:r>
     </w:p>
     <w:p>
@@ -2842,7 +2842,7 @@
           <w:color w:val="555555"/>
           <w:sz w:val="19"/>
         </w:rPr>
-        <w:t>사실이니까. 그리고 사실은 늘 믿음보다 듣기 좋은 법이야.</w:t>
+        <w:t>하지만 그분은 원하지 않을 겁니다.</w:t>
       </w:r>
     </w:p>
     <w:p>
@@ -2869,7 +2869,7 @@
           <w:color w:val="8A1C2B"/>
           <w:sz w:val="21"/>
         </w:rPr>
-        <w:t xml:space="preserve">ÁLVARO   </w:t>
+        <w:t xml:space="preserve">BERNI   </w:t>
       </w:r>
       <w:r>
         <w:rPr>
@@ -2878,7 +2878,7 @@
           <w:i w:val="0"/>
           <w:sz w:val="22"/>
         </w:rPr>
-        <w:t>Una última cosa. Hay un sello de Presidencia en el traslado reservado.</w:t>
+        <w:t>Seguramente. Pero tendrás que ofrecérselo, aunque solo sea para que no puedas decir que no se lo ofreciste.</w:t>
       </w:r>
     </w:p>
     <w:p>
@@ -2894,7 +2894,7 @@
           <w:color w:val="555555"/>
           <w:sz w:val="19"/>
         </w:rPr>
-        <w:t>마지막으로 하나만요. 기밀 이송 영수증에 총리실 도장이 있습니다.</w:t>
+        <w:t>아마 그렇겠지. 그래도 제안은 해야 하네. 제안하지 않았다고 말할 수 없도록.</w:t>
       </w:r>
     </w:p>
     <w:p>
@@ -2921,7 +2921,7 @@
           <w:color w:val="8A1C2B"/>
           <w:sz w:val="21"/>
         </w:rPr>
-        <w:t xml:space="preserve">BERNI   </w:t>
+        <w:t xml:space="preserve">ÁLVARO   </w:t>
       </w:r>
       <w:r>
         <w:rPr>
@@ -2930,7 +2930,7 @@
           <w:i w:val="0"/>
           <w:sz w:val="22"/>
         </w:rPr>
-        <w:t>Eso, hijo, no te lo puedo explicar. Pero me temo que lo comprenderás pronto.</w:t>
+        <w:t>¿Y si dice que no?</w:t>
       </w:r>
     </w:p>
     <w:p>
@@ -2946,7 +2946,7 @@
           <w:color w:val="555555"/>
           <w:sz w:val="19"/>
         </w:rPr>
-        <w:t>그건, 이 사람아, 설명해 줄 수가 없네. 하지만 곧 이해하게 될 것 같아 걱정이야.</w:t>
+        <w:t>거절하면요?</w:t>
       </w:r>
     </w:p>
     <w:p>
@@ -2973,7 +2973,7 @@
           <w:color w:val="8A1C2B"/>
           <w:sz w:val="21"/>
         </w:rPr>
-        <w:t xml:space="preserve">ÁLVARO   </w:t>
+        <w:t xml:space="preserve">BERNI   </w:t>
       </w:r>
       <w:r>
         <w:rPr>
@@ -2982,7 +2982,7 @@
           <w:i w:val="0"/>
           <w:sz w:val="22"/>
         </w:rPr>
-        <w:t>¿Presidencia?</w:t>
+        <w:t>Entonces habrás perdido la dama, pero tendrás la columna abierta. A veces perder una pieza es el único modo de ver el tablero entero.</w:t>
       </w:r>
     </w:p>
     <w:p>
@@ -2998,7 +2998,7 @@
           <w:color w:val="555555"/>
           <w:sz w:val="19"/>
         </w:rPr>
-        <w:t>총리실이요?</w:t>
+        <w:t>그럼 퀸을 잃겠지만 열린 줄은 얻게 되지. 가끔은 말 하나를 잃는 게 판 전체를 보는 유일한 방법이야.</w:t>
       </w:r>
     </w:p>
     <w:p>
@@ -3025,7 +3025,7 @@
           <w:color w:val="8A1C2B"/>
           <w:sz w:val="21"/>
         </w:rPr>
-        <w:t xml:space="preserve">BERNI   </w:t>
+        <w:t xml:space="preserve">ÁLVARO   </w:t>
       </w:r>
       <w:r>
         <w:rPr>
@@ -3034,7 +3034,7 @@
           <w:i w:val="0"/>
           <w:sz w:val="22"/>
         </w:rPr>
-        <w:t>Presidencia no es un lugar. Es una forma de pensar. Y quien piensa así no deja huellas.</w:t>
+        <w:t>Qué bien suena todo cuando usted lo cuenta.</w:t>
       </w:r>
     </w:p>
     <w:p>
@@ -3050,6 +3050,266 @@
           <w:color w:val="555555"/>
           <w:sz w:val="19"/>
         </w:rPr>
+        <w:t>선생님이 말씀하시면 다 그럴듯하게 들립니다.</w:t>
+      </w:r>
+    </w:p>
+    <w:p>
+      <w:pPr>
+        <w:keepNext/>
+        <w:spacing w:before="80" w:after="0" w:line="276" w:lineRule="auto"/>
+        <w:ind w:left="0"/>
+      </w:pPr>
+      <w:r>
+        <w:rPr>
+          <w:rFonts w:ascii="Noto Sans KR" w:hAnsi="Noto Sans KR" w:eastAsia="Noto Sans KR" w:cs="Noto Sans KR"/>
+          <w:b w:val="0"/>
+          <w:i w:val="0"/>
+          <w:color w:val="555555"/>
+          <w:sz w:val="15"/>
+        </w:rPr>
+        <w:t xml:space="preserve">051  </w:t>
+      </w:r>
+      <w:r>
+        <w:rPr>
+          <w:rFonts w:ascii="Noto Sans KR" w:hAnsi="Noto Sans KR" w:eastAsia="Noto Sans KR" w:cs="Noto Sans KR"/>
+          <w:b/>
+          <w:i w:val="0"/>
+          <w:color w:val="8A1C2B"/>
+          <w:sz w:val="21"/>
+        </w:rPr>
+        <w:t xml:space="preserve">BERNI   </w:t>
+      </w:r>
+      <w:r>
+        <w:rPr>
+          <w:rFonts w:ascii="Noto Sans KR" w:hAnsi="Noto Sans KR" w:eastAsia="Noto Sans KR" w:cs="Noto Sans KR"/>
+          <w:b w:val="0"/>
+          <w:i w:val="0"/>
+          <w:sz w:val="22"/>
+        </w:rPr>
+        <w:t>Porque es verdad. Y lo que es verdad siempre suena mejor que lo que se cree.</w:t>
+      </w:r>
+    </w:p>
+    <w:p>
+      <w:pPr>
+        <w:spacing w:before="0" w:after="40" w:line="276" w:lineRule="auto"/>
+        <w:ind w:left="595"/>
+      </w:pPr>
+      <w:r>
+        <w:rPr>
+          <w:rFonts w:ascii="Noto Sans KR" w:hAnsi="Noto Sans KR" w:eastAsia="Noto Sans KR" w:cs="Noto Sans KR"/>
+          <w:b w:val="0"/>
+          <w:i w:val="0"/>
+          <w:color w:val="555555"/>
+          <w:sz w:val="19"/>
+        </w:rPr>
+        <w:t>사실이니까. 그리고 사실은 늘 믿음보다 듣기 좋은 법이야.</w:t>
+      </w:r>
+    </w:p>
+    <w:p>
+      <w:pPr>
+        <w:keepNext/>
+        <w:spacing w:before="80" w:after="0" w:line="276" w:lineRule="auto"/>
+        <w:ind w:left="0"/>
+      </w:pPr>
+      <w:r>
+        <w:rPr>
+          <w:rFonts w:ascii="Noto Sans KR" w:hAnsi="Noto Sans KR" w:eastAsia="Noto Sans KR" w:cs="Noto Sans KR"/>
+          <w:b w:val="0"/>
+          <w:i w:val="0"/>
+          <w:color w:val="555555"/>
+          <w:sz w:val="15"/>
+        </w:rPr>
+        <w:t xml:space="preserve">052  </w:t>
+      </w:r>
+      <w:r>
+        <w:rPr>
+          <w:rFonts w:ascii="Noto Sans KR" w:hAnsi="Noto Sans KR" w:eastAsia="Noto Sans KR" w:cs="Noto Sans KR"/>
+          <w:b/>
+          <w:i w:val="0"/>
+          <w:color w:val="8A1C2B"/>
+          <w:sz w:val="21"/>
+        </w:rPr>
+        <w:t xml:space="preserve">ÁLVARO   </w:t>
+      </w:r>
+      <w:r>
+        <w:rPr>
+          <w:rFonts w:ascii="Noto Sans KR" w:hAnsi="Noto Sans KR" w:eastAsia="Noto Sans KR" w:cs="Noto Sans KR"/>
+          <w:b w:val="0"/>
+          <w:i w:val="0"/>
+          <w:sz w:val="22"/>
+        </w:rPr>
+        <w:t>Una última cosa. Hay un sello de Presidencia en el traslado reservado.</w:t>
+      </w:r>
+    </w:p>
+    <w:p>
+      <w:pPr>
+        <w:spacing w:before="0" w:after="40" w:line="276" w:lineRule="auto"/>
+        <w:ind w:left="595"/>
+      </w:pPr>
+      <w:r>
+        <w:rPr>
+          <w:rFonts w:ascii="Noto Sans KR" w:hAnsi="Noto Sans KR" w:eastAsia="Noto Sans KR" w:cs="Noto Sans KR"/>
+          <w:b w:val="0"/>
+          <w:i w:val="0"/>
+          <w:color w:val="555555"/>
+          <w:sz w:val="19"/>
+        </w:rPr>
+        <w:t>마지막으로 하나만요. 기밀 이송 영수증에 총리실 도장이 있습니다.</w:t>
+      </w:r>
+    </w:p>
+    <w:p>
+      <w:pPr>
+        <w:keepNext/>
+        <w:spacing w:before="80" w:after="0" w:line="276" w:lineRule="auto"/>
+        <w:ind w:left="0"/>
+      </w:pPr>
+      <w:r>
+        <w:rPr>
+          <w:rFonts w:ascii="Noto Sans KR" w:hAnsi="Noto Sans KR" w:eastAsia="Noto Sans KR" w:cs="Noto Sans KR"/>
+          <w:b w:val="0"/>
+          <w:i w:val="0"/>
+          <w:color w:val="555555"/>
+          <w:sz w:val="15"/>
+        </w:rPr>
+        <w:t xml:space="preserve">053  </w:t>
+      </w:r>
+      <w:r>
+        <w:rPr>
+          <w:rFonts w:ascii="Noto Sans KR" w:hAnsi="Noto Sans KR" w:eastAsia="Noto Sans KR" w:cs="Noto Sans KR"/>
+          <w:b/>
+          <w:i w:val="0"/>
+          <w:color w:val="8A1C2B"/>
+          <w:sz w:val="21"/>
+        </w:rPr>
+        <w:t xml:space="preserve">BERNI   </w:t>
+      </w:r>
+      <w:r>
+        <w:rPr>
+          <w:rFonts w:ascii="Noto Sans KR" w:hAnsi="Noto Sans KR" w:eastAsia="Noto Sans KR" w:cs="Noto Sans KR"/>
+          <w:b w:val="0"/>
+          <w:i w:val="0"/>
+          <w:sz w:val="22"/>
+        </w:rPr>
+        <w:t>Eso, hijo, no te lo puedo explicar. Pero me temo que lo comprenderás pronto.</w:t>
+      </w:r>
+    </w:p>
+    <w:p>
+      <w:pPr>
+        <w:spacing w:before="0" w:after="40" w:line="276" w:lineRule="auto"/>
+        <w:ind w:left="595"/>
+      </w:pPr>
+      <w:r>
+        <w:rPr>
+          <w:rFonts w:ascii="Noto Sans KR" w:hAnsi="Noto Sans KR" w:eastAsia="Noto Sans KR" w:cs="Noto Sans KR"/>
+          <w:b w:val="0"/>
+          <w:i w:val="0"/>
+          <w:color w:val="555555"/>
+          <w:sz w:val="19"/>
+        </w:rPr>
+        <w:t>그건, 이 사람아, 설명해 줄 수가 없네. 하지만 곧 이해하게 될 것 같아 걱정이야.</w:t>
+      </w:r>
+    </w:p>
+    <w:p>
+      <w:pPr>
+        <w:keepNext/>
+        <w:spacing w:before="80" w:after="0" w:line="276" w:lineRule="auto"/>
+        <w:ind w:left="0"/>
+      </w:pPr>
+      <w:r>
+        <w:rPr>
+          <w:rFonts w:ascii="Noto Sans KR" w:hAnsi="Noto Sans KR" w:eastAsia="Noto Sans KR" w:cs="Noto Sans KR"/>
+          <w:b w:val="0"/>
+          <w:i w:val="0"/>
+          <w:color w:val="555555"/>
+          <w:sz w:val="15"/>
+        </w:rPr>
+        <w:t xml:space="preserve">054  </w:t>
+      </w:r>
+      <w:r>
+        <w:rPr>
+          <w:rFonts w:ascii="Noto Sans KR" w:hAnsi="Noto Sans KR" w:eastAsia="Noto Sans KR" w:cs="Noto Sans KR"/>
+          <w:b/>
+          <w:i w:val="0"/>
+          <w:color w:val="8A1C2B"/>
+          <w:sz w:val="21"/>
+        </w:rPr>
+        <w:t xml:space="preserve">ÁLVARO   </w:t>
+      </w:r>
+      <w:r>
+        <w:rPr>
+          <w:rFonts w:ascii="Noto Sans KR" w:hAnsi="Noto Sans KR" w:eastAsia="Noto Sans KR" w:cs="Noto Sans KR"/>
+          <w:b w:val="0"/>
+          <w:i w:val="0"/>
+          <w:sz w:val="22"/>
+        </w:rPr>
+        <w:t>¿Presidencia?</w:t>
+      </w:r>
+    </w:p>
+    <w:p>
+      <w:pPr>
+        <w:spacing w:before="0" w:after="40" w:line="276" w:lineRule="auto"/>
+        <w:ind w:left="595"/>
+      </w:pPr>
+      <w:r>
+        <w:rPr>
+          <w:rFonts w:ascii="Noto Sans KR" w:hAnsi="Noto Sans KR" w:eastAsia="Noto Sans KR" w:cs="Noto Sans KR"/>
+          <w:b w:val="0"/>
+          <w:i w:val="0"/>
+          <w:color w:val="555555"/>
+          <w:sz w:val="19"/>
+        </w:rPr>
+        <w:t>총리실이요?</w:t>
+      </w:r>
+    </w:p>
+    <w:p>
+      <w:pPr>
+        <w:keepNext/>
+        <w:spacing w:before="80" w:after="0" w:line="276" w:lineRule="auto"/>
+        <w:ind w:left="0"/>
+      </w:pPr>
+      <w:r>
+        <w:rPr>
+          <w:rFonts w:ascii="Noto Sans KR" w:hAnsi="Noto Sans KR" w:eastAsia="Noto Sans KR" w:cs="Noto Sans KR"/>
+          <w:b w:val="0"/>
+          <w:i w:val="0"/>
+          <w:color w:val="555555"/>
+          <w:sz w:val="15"/>
+        </w:rPr>
+        <w:t xml:space="preserve">055  </w:t>
+      </w:r>
+      <w:r>
+        <w:rPr>
+          <w:rFonts w:ascii="Noto Sans KR" w:hAnsi="Noto Sans KR" w:eastAsia="Noto Sans KR" w:cs="Noto Sans KR"/>
+          <w:b/>
+          <w:i w:val="0"/>
+          <w:color w:val="8A1C2B"/>
+          <w:sz w:val="21"/>
+        </w:rPr>
+        <w:t xml:space="preserve">BERNI   </w:t>
+      </w:r>
+      <w:r>
+        <w:rPr>
+          <w:rFonts w:ascii="Noto Sans KR" w:hAnsi="Noto Sans KR" w:eastAsia="Noto Sans KR" w:cs="Noto Sans KR"/>
+          <w:b w:val="0"/>
+          <w:i w:val="0"/>
+          <w:sz w:val="22"/>
+        </w:rPr>
+        <w:t>Presidencia no es un lugar. Es una forma de pensar. Y quien piensa así no deja huellas.</w:t>
+      </w:r>
+    </w:p>
+    <w:p>
+      <w:pPr>
+        <w:spacing w:before="0" w:after="40" w:line="276" w:lineRule="auto"/>
+        <w:ind w:left="595"/>
+      </w:pPr>
+      <w:r>
+        <w:rPr>
+          <w:rFonts w:ascii="Noto Sans KR" w:hAnsi="Noto Sans KR" w:eastAsia="Noto Sans KR" w:cs="Noto Sans KR"/>
+          <w:b w:val="0"/>
+          <w:i w:val="0"/>
+          <w:color w:val="555555"/>
+          <w:sz w:val="19"/>
+        </w:rPr>
         <w:t>총리실은 장소가 아니야. 사고방식이지. 그렇게 생각하는 사람은 흔적을 남기지 않아.</w:t>
       </w:r>
     </w:p>
@@ -3067,6 +3327,58 @@
           <w:sz w:val="19"/>
         </w:rPr>
         <w:t>주석 · 표현 노트</w:t>
+      </w:r>
+    </w:p>
+    <w:p>
+      <w:pPr>
+        <w:spacing w:before="0" w:after="0" w:line="276" w:lineRule="auto"/>
+        <w:ind w:left="170"/>
+        <w:shd w:val="clear" w:color="auto" w:fill="EEF1F7"/>
+      </w:pPr>
+      <w:r>
+        <w:rPr>
+          <w:rFonts w:ascii="Noto Sans KR" w:hAnsi="Noto Sans KR" w:eastAsia="Noto Sans KR" w:cs="Noto Sans KR"/>
+          <w:b/>
+          <w:i w:val="0"/>
+          <w:sz w:val="19"/>
+        </w:rPr>
+        <w:t>• Convenio de Vergara (1839)</w:t>
+      </w:r>
+      <w:r>
+        <w:rPr>
+          <w:rFonts w:ascii="Noto Sans KR" w:hAnsi="Noto Sans KR" w:eastAsia="Noto Sans KR" w:cs="Noto Sans KR"/>
+          <w:b w:val="0"/>
+          <w:i w:val="0"/>
+          <w:color w:val="555555"/>
+          <w:sz w:val="19"/>
+        </w:rPr>
+        <w:t xml:space="preserve">  —  1차 카를로스 전쟁을 끝낸 협약. 마로토와 에스파르테로의 '베르가라의 포옹'. 카를로스파 장교들의 계급을 인정해 체면을 지키게 한 해법. 이 화의 '통제된 고백'이 가진 논리의 역사적 근거</w:t>
+      </w:r>
+    </w:p>
+    <w:p>
+      <w:pPr>
+        <w:spacing w:before="0" w:after="0" w:line="276" w:lineRule="auto"/>
+        <w:ind w:left="170"/>
+        <w:shd w:val="clear" w:color="auto" w:fill="EEF1F7"/>
+      </w:pPr>
+      <w:r>
+        <w:rPr>
+          <w:rFonts w:ascii="Noto Sans KR" w:hAnsi="Noto Sans KR" w:eastAsia="Noto Sans KR" w:cs="Noto Sans KR"/>
+          <w:b/>
+          <w:i w:val="0"/>
+          <w:sz w:val="19"/>
+        </w:rPr>
+        <w:t>• no se trata de vencer, sino de que + 접속법</w:t>
+      </w:r>
+      <w:r>
+        <w:rPr>
+          <w:rFonts w:ascii="Noto Sans KR" w:hAnsi="Noto Sans KR" w:eastAsia="Noto Sans KR" w:cs="Noto Sans KR"/>
+          <w:b w:val="0"/>
+          <w:i w:val="0"/>
+          <w:color w:val="555555"/>
+          <w:sz w:val="19"/>
+        </w:rPr>
+        <w:t xml:space="preserve">  —  이기는 게 아니라 ~하게 하는 문제이다. 'no se trata de A, sino de B'</w:t>
       </w:r>
     </w:p>
     <w:p>
@@ -3257,7 +3569,7 @@
           <w:color w:val="555555"/>
           <w:sz w:val="15"/>
         </w:rPr>
-        <w:t xml:space="preserve">051  </w:t>
+        <w:t xml:space="preserve">056  </w:t>
       </w:r>
       <w:r>
         <w:rPr>
@@ -3309,7 +3621,7 @@
           <w:color w:val="555555"/>
           <w:sz w:val="15"/>
         </w:rPr>
-        <w:t xml:space="preserve">052  </w:t>
+        <w:t xml:space="preserve">057  </w:t>
       </w:r>
       <w:r>
         <w:rPr>
@@ -3361,7 +3673,7 @@
           <w:color w:val="555555"/>
           <w:sz w:val="15"/>
         </w:rPr>
-        <w:t xml:space="preserve">053  </w:t>
+        <w:t xml:space="preserve">058  </w:t>
       </w:r>
       <w:r>
         <w:rPr>
@@ -3413,7 +3725,7 @@
           <w:color w:val="555555"/>
           <w:sz w:val="15"/>
         </w:rPr>
-        <w:t xml:space="preserve">054  </w:t>
+        <w:t xml:space="preserve">059  </w:t>
       </w:r>
       <w:r>
         <w:rPr>
@@ -3465,7 +3777,7 @@
           <w:color w:val="555555"/>
           <w:sz w:val="15"/>
         </w:rPr>
-        <w:t xml:space="preserve">055  </w:t>
+        <w:t xml:space="preserve">060  </w:t>
       </w:r>
       <w:r>
         <w:rPr>
@@ -3517,7 +3829,7 @@
           <w:color w:val="555555"/>
           <w:sz w:val="15"/>
         </w:rPr>
-        <w:t xml:space="preserve">056  </w:t>
+        <w:t xml:space="preserve">061  </w:t>
       </w:r>
       <w:r>
         <w:rPr>
@@ -3569,7 +3881,7 @@
           <w:color w:val="555555"/>
           <w:sz w:val="15"/>
         </w:rPr>
-        <w:t xml:space="preserve">057  </w:t>
+        <w:t xml:space="preserve">062  </w:t>
       </w:r>
       <w:r>
         <w:rPr>
@@ -3621,7 +3933,7 @@
           <w:color w:val="555555"/>
           <w:sz w:val="15"/>
         </w:rPr>
-        <w:t xml:space="preserve">058  </w:t>
+        <w:t xml:space="preserve">063  </w:t>
       </w:r>
       <w:r>
         <w:rPr>
@@ -3673,7 +3985,7 @@
           <w:color w:val="555555"/>
           <w:sz w:val="15"/>
         </w:rPr>
-        <w:t xml:space="preserve">059  </w:t>
+        <w:t xml:space="preserve">064  </w:t>
       </w:r>
       <w:r>
         <w:rPr>
@@ -3725,7 +4037,7 @@
           <w:color w:val="555555"/>
           <w:sz w:val="15"/>
         </w:rPr>
-        <w:t xml:space="preserve">060  </w:t>
+        <w:t xml:space="preserve">065  </w:t>
       </w:r>
       <w:r>
         <w:rPr>
@@ -3777,7 +4089,7 @@
           <w:color w:val="555555"/>
           <w:sz w:val="15"/>
         </w:rPr>
-        <w:t xml:space="preserve">061  </w:t>
+        <w:t xml:space="preserve">066  </w:t>
       </w:r>
       <w:r>
         <w:rPr>
@@ -3829,7 +4141,7 @@
           <w:color w:val="555555"/>
           <w:sz w:val="15"/>
         </w:rPr>
-        <w:t xml:space="preserve">062  </w:t>
+        <w:t xml:space="preserve">067  </w:t>
       </w:r>
       <w:r>
         <w:rPr>
@@ -3881,7 +4193,7 @@
           <w:color w:val="555555"/>
           <w:sz w:val="15"/>
         </w:rPr>
-        <w:t xml:space="preserve">063  </w:t>
+        <w:t xml:space="preserve">068  </w:t>
       </w:r>
       <w:r>
         <w:rPr>
@@ -3933,7 +4245,7 @@
           <w:color w:val="555555"/>
           <w:sz w:val="15"/>
         </w:rPr>
-        <w:t xml:space="preserve">064  </w:t>
+        <w:t xml:space="preserve">069  </w:t>
       </w:r>
       <w:r>
         <w:rPr>
@@ -3985,7 +4297,7 @@
           <w:color w:val="555555"/>
           <w:sz w:val="15"/>
         </w:rPr>
-        <w:t xml:space="preserve">065  </w:t>
+        <w:t xml:space="preserve">070  </w:t>
       </w:r>
       <w:r>
         <w:rPr>
@@ -4037,7 +4349,7 @@
           <w:color w:val="555555"/>
           <w:sz w:val="15"/>
         </w:rPr>
-        <w:t xml:space="preserve">066  </w:t>
+        <w:t xml:space="preserve">071  </w:t>
       </w:r>
       <w:r>
         <w:rPr>
@@ -4089,7 +4401,7 @@
           <w:color w:val="555555"/>
           <w:sz w:val="15"/>
         </w:rPr>
-        <w:t xml:space="preserve">067  </w:t>
+        <w:t xml:space="preserve">072  </w:t>
       </w:r>
       <w:r>
         <w:rPr>
@@ -4141,7 +4453,7 @@
           <w:color w:val="555555"/>
           <w:sz w:val="15"/>
         </w:rPr>
-        <w:t xml:space="preserve">068  </w:t>
+        <w:t xml:space="preserve">073  </w:t>
       </w:r>
       <w:r>
         <w:rPr>
@@ -4193,7 +4505,7 @@
           <w:color w:val="555555"/>
           <w:sz w:val="15"/>
         </w:rPr>
-        <w:t xml:space="preserve">069  </w:t>
+        <w:t xml:space="preserve">074  </w:t>
       </w:r>
       <w:r>
         <w:rPr>
@@ -4245,7 +4557,7 @@
           <w:color w:val="555555"/>
           <w:sz w:val="15"/>
         </w:rPr>
-        <w:t xml:space="preserve">070  </w:t>
+        <w:t xml:space="preserve">075  </w:t>
       </w:r>
       <w:r>
         <w:rPr>
@@ -4297,7 +4609,7 @@
           <w:color w:val="555555"/>
           <w:sz w:val="15"/>
         </w:rPr>
-        <w:t xml:space="preserve">071  </w:t>
+        <w:t xml:space="preserve">076  </w:t>
       </w:r>
       <w:r>
         <w:rPr>
@@ -4349,7 +4661,7 @@
           <w:color w:val="555555"/>
           <w:sz w:val="15"/>
         </w:rPr>
-        <w:t xml:space="preserve">072  </w:t>
+        <w:t xml:space="preserve">077  </w:t>
       </w:r>
       <w:r>
         <w:rPr>
@@ -4401,7 +4713,7 @@
           <w:color w:val="555555"/>
           <w:sz w:val="15"/>
         </w:rPr>
-        <w:t xml:space="preserve">073  </w:t>
+        <w:t xml:space="preserve">078  </w:t>
       </w:r>
       <w:r>
         <w:rPr>
@@ -4453,7 +4765,7 @@
           <w:color w:val="555555"/>
           <w:sz w:val="15"/>
         </w:rPr>
-        <w:t xml:space="preserve">074  </w:t>
+        <w:t xml:space="preserve">079  </w:t>
       </w:r>
       <w:r>
         <w:rPr>
@@ -4505,7 +4817,7 @@
           <w:color w:val="555555"/>
           <w:sz w:val="15"/>
         </w:rPr>
-        <w:t xml:space="preserve">075  </w:t>
+        <w:t xml:space="preserve">080  </w:t>
       </w:r>
       <w:r>
         <w:rPr>
@@ -4557,7 +4869,7 @@
           <w:color w:val="555555"/>
           <w:sz w:val="15"/>
         </w:rPr>
-        <w:t xml:space="preserve">076  </w:t>
+        <w:t xml:space="preserve">081  </w:t>
       </w:r>
       <w:r>
         <w:rPr>
@@ -4609,7 +4921,7 @@
           <w:color w:val="555555"/>
           <w:sz w:val="15"/>
         </w:rPr>
-        <w:t xml:space="preserve">077  </w:t>
+        <w:t xml:space="preserve">082  </w:t>
       </w:r>
       <w:r>
         <w:rPr>
@@ -4851,7 +5163,7 @@
           <w:color w:val="555555"/>
           <w:sz w:val="15"/>
         </w:rPr>
-        <w:t xml:space="preserve">078  </w:t>
+        <w:t xml:space="preserve">083  </w:t>
       </w:r>
       <w:r>
         <w:rPr>
@@ -4903,7 +5215,7 @@
           <w:color w:val="555555"/>
           <w:sz w:val="15"/>
         </w:rPr>
-        <w:t xml:space="preserve">079  </w:t>
+        <w:t xml:space="preserve">084  </w:t>
       </w:r>
       <w:r>
         <w:rPr>
@@ -4955,7 +5267,7 @@
           <w:color w:val="555555"/>
           <w:sz w:val="15"/>
         </w:rPr>
-        <w:t xml:space="preserve">080  </w:t>
+        <w:t xml:space="preserve">085  </w:t>
       </w:r>
       <w:r>
         <w:rPr>
@@ -5007,7 +5319,7 @@
           <w:color w:val="555555"/>
           <w:sz w:val="15"/>
         </w:rPr>
-        <w:t xml:space="preserve">081  </w:t>
+        <w:t xml:space="preserve">086  </w:t>
       </w:r>
       <w:r>
         <w:rPr>
@@ -5059,7 +5371,7 @@
           <w:color w:val="555555"/>
           <w:sz w:val="15"/>
         </w:rPr>
-        <w:t xml:space="preserve">082  </w:t>
+        <w:t xml:space="preserve">087  </w:t>
       </w:r>
       <w:r>
         <w:rPr>
@@ -5111,7 +5423,7 @@
           <w:color w:val="555555"/>
           <w:sz w:val="15"/>
         </w:rPr>
-        <w:t xml:space="preserve">083  </w:t>
+        <w:t xml:space="preserve">088  </w:t>
       </w:r>
       <w:r>
         <w:rPr>
@@ -5163,7 +5475,7 @@
           <w:color w:val="555555"/>
           <w:sz w:val="15"/>
         </w:rPr>
-        <w:t xml:space="preserve">084  </w:t>
+        <w:t xml:space="preserve">089  </w:t>
       </w:r>
       <w:r>
         <w:rPr>
@@ -5215,7 +5527,7 @@
           <w:color w:val="555555"/>
           <w:sz w:val="15"/>
         </w:rPr>
-        <w:t xml:space="preserve">085  </w:t>
+        <w:t xml:space="preserve">090  </w:t>
       </w:r>
       <w:r>
         <w:rPr>
@@ -5267,7 +5579,7 @@
           <w:color w:val="555555"/>
           <w:sz w:val="15"/>
         </w:rPr>
-        <w:t xml:space="preserve">086  </w:t>
+        <w:t xml:space="preserve">091  </w:t>
       </w:r>
       <w:r>
         <w:rPr>
@@ -5319,7 +5631,7 @@
           <w:color w:val="555555"/>
           <w:sz w:val="15"/>
         </w:rPr>
-        <w:t xml:space="preserve">087  </w:t>
+        <w:t xml:space="preserve">092  </w:t>
       </w:r>
       <w:r>
         <w:rPr>
@@ -5371,7 +5683,7 @@
           <w:color w:val="555555"/>
           <w:sz w:val="15"/>
         </w:rPr>
-        <w:t xml:space="preserve">088  </w:t>
+        <w:t xml:space="preserve">093  </w:t>
       </w:r>
       <w:r>
         <w:rPr>
@@ -5423,7 +5735,7 @@
           <w:color w:val="555555"/>
           <w:sz w:val="15"/>
         </w:rPr>
-        <w:t xml:space="preserve">089  </w:t>
+        <w:t xml:space="preserve">094  </w:t>
       </w:r>
       <w:r>
         <w:rPr>
@@ -5475,7 +5787,7 @@
           <w:color w:val="555555"/>
           <w:sz w:val="15"/>
         </w:rPr>
-        <w:t xml:space="preserve">090  </w:t>
+        <w:t xml:space="preserve">095  </w:t>
       </w:r>
       <w:r>
         <w:rPr>
@@ -5527,7 +5839,7 @@
           <w:color w:val="555555"/>
           <w:sz w:val="15"/>
         </w:rPr>
-        <w:t xml:space="preserve">091  </w:t>
+        <w:t xml:space="preserve">096  </w:t>
       </w:r>
       <w:r>
         <w:rPr>
@@ -5579,7 +5891,7 @@
           <w:color w:val="555555"/>
           <w:sz w:val="15"/>
         </w:rPr>
-        <w:t xml:space="preserve">092  </w:t>
+        <w:t xml:space="preserve">097  </w:t>
       </w:r>
       <w:r>
         <w:rPr>
@@ -5631,7 +5943,7 @@
           <w:color w:val="555555"/>
           <w:sz w:val="15"/>
         </w:rPr>
-        <w:t xml:space="preserve">093  </w:t>
+        <w:t xml:space="preserve">098  </w:t>
       </w:r>
       <w:r>
         <w:rPr>
@@ -5683,7 +5995,7 @@
           <w:color w:val="555555"/>
           <w:sz w:val="15"/>
         </w:rPr>
-        <w:t xml:space="preserve">094  </w:t>
+        <w:t xml:space="preserve">099  </w:t>
       </w:r>
       <w:r>
         <w:rPr>
@@ -5735,7 +6047,7 @@
           <w:color w:val="555555"/>
           <w:sz w:val="15"/>
         </w:rPr>
-        <w:t xml:space="preserve">095  </w:t>
+        <w:t xml:space="preserve">100  </w:t>
       </w:r>
       <w:r>
         <w:rPr>
@@ -5787,7 +6099,7 @@
           <w:color w:val="555555"/>
           <w:sz w:val="15"/>
         </w:rPr>
-        <w:t xml:space="preserve">096  </w:t>
+        <w:t xml:space="preserve">101  </w:t>
       </w:r>
       <w:r>
         <w:rPr>
@@ -5839,7 +6151,7 @@
           <w:color w:val="555555"/>
           <w:sz w:val="15"/>
         </w:rPr>
-        <w:t xml:space="preserve">097  </w:t>
+        <w:t xml:space="preserve">102  </w:t>
       </w:r>
       <w:r>
         <w:rPr>
@@ -5891,7 +6203,7 @@
           <w:color w:val="555555"/>
           <w:sz w:val="15"/>
         </w:rPr>
-        <w:t xml:space="preserve">098  </w:t>
+        <w:t xml:space="preserve">103  </w:t>
       </w:r>
       <w:r>
         <w:rPr>
@@ -5943,7 +6255,7 @@
           <w:color w:val="555555"/>
           <w:sz w:val="15"/>
         </w:rPr>
-        <w:t xml:space="preserve">099  </w:t>
+        <w:t xml:space="preserve">104  </w:t>
       </w:r>
       <w:r>
         <w:rPr>
@@ -5995,7 +6307,7 @@
           <w:color w:val="555555"/>
           <w:sz w:val="15"/>
         </w:rPr>
-        <w:t xml:space="preserve">100  </w:t>
+        <w:t xml:space="preserve">105  </w:t>
       </w:r>
       <w:r>
         <w:rPr>
@@ -6047,7 +6359,7 @@
           <w:color w:val="555555"/>
           <w:sz w:val="15"/>
         </w:rPr>
-        <w:t xml:space="preserve">101  </w:t>
+        <w:t xml:space="preserve">106  </w:t>
       </w:r>
       <w:r>
         <w:rPr>
@@ -6099,7 +6411,7 @@
           <w:color w:val="555555"/>
           <w:sz w:val="15"/>
         </w:rPr>
-        <w:t xml:space="preserve">102  </w:t>
+        <w:t xml:space="preserve">107  </w:t>
       </w:r>
       <w:r>
         <w:rPr>
@@ -6151,7 +6463,7 @@
           <w:color w:val="555555"/>
           <w:sz w:val="15"/>
         </w:rPr>
-        <w:t xml:space="preserve">103  </w:t>
+        <w:t xml:space="preserve">108  </w:t>
       </w:r>
       <w:r>
         <w:rPr>
@@ -6203,7 +6515,7 @@
           <w:color w:val="555555"/>
           <w:sz w:val="15"/>
         </w:rPr>
-        <w:t xml:space="preserve">104  </w:t>
+        <w:t xml:space="preserve">109  </w:t>
       </w:r>
       <w:r>
         <w:rPr>
@@ -6255,7 +6567,7 @@
           <w:color w:val="555555"/>
           <w:sz w:val="15"/>
         </w:rPr>
-        <w:t xml:space="preserve">105  </w:t>
+        <w:t xml:space="preserve">110  </w:t>
       </w:r>
       <w:r>
         <w:rPr>
@@ -6307,7 +6619,7 @@
           <w:color w:val="555555"/>
           <w:sz w:val="15"/>
         </w:rPr>
-        <w:t xml:space="preserve">106  </w:t>
+        <w:t xml:space="preserve">111  </w:t>
       </w:r>
       <w:r>
         <w:rPr>
@@ -6326,7 +6638,7 @@
           <w:i w:val="0"/>
           <w:sz w:val="22"/>
         </w:rPr>
-        <w:t>Hay una cosa más. Alguien sacó la caja catorce de Alcalá el tres de septiembre. Dijo hacerlo «por orden de la Secretaria de Estado».</w:t>
+        <w:t>España ya hizo una vez un pacto de silencio por razones de Estado. En la Transición. Se llamó el «pacto del olvido» y sirvió durante un tiempo para evitar otra guerra. Pero los pactos de silencio tienen fecha de caducidad.</w:t>
       </w:r>
     </w:p>
     <w:p>
@@ -6342,7 +6654,7 @@
           <w:color w:val="555555"/>
           <w:sz w:val="19"/>
         </w:rPr>
-        <w:t>하나 더 있습니다. 9월 3일에 누군가 알칼라에서 14번 상자를 꺼냈습니다. '차관의 지시'라고 하면서요.</w:t>
+        <w:t>스페인은 국가 사유로 침묵의 협약을 한 번 맺은 적이 있습니다. 민주화 이행기에요. '망각의 협약'이라 불렸고 한동안 또 다른 전쟁을 막는 데 쓸모가 있었죠. 하지만 침묵의 협약에는 유통기한이 있습니다.</w:t>
       </w:r>
     </w:p>
     <w:p>
@@ -6359,7 +6671,7 @@
           <w:color w:val="555555"/>
           <w:sz w:val="15"/>
         </w:rPr>
-        <w:t xml:space="preserve">107  </w:t>
+        <w:t xml:space="preserve">112  </w:t>
       </w:r>
       <w:r>
         <w:rPr>
@@ -6378,7 +6690,7 @@
           <w:i w:val="0"/>
           <w:sz w:val="22"/>
         </w:rPr>
-        <w:t>Yo no di ninguna orden.</w:t>
+        <w:t>No compares mi anexo con la Transición.</w:t>
       </w:r>
     </w:p>
     <w:p>
@@ -6394,7 +6706,7 @@
           <w:color w:val="555555"/>
           <w:sz w:val="19"/>
         </w:rPr>
-        <w:t>나는 어떤 지시도 내린 적 없네.</w:t>
+        <w:t>내 부속서를 민주화 이행기와 비교하지 말게.</w:t>
       </w:r>
     </w:p>
     <w:p>
@@ -6411,7 +6723,7 @@
           <w:color w:val="555555"/>
           <w:sz w:val="15"/>
         </w:rPr>
-        <w:t xml:space="preserve">108  </w:t>
+        <w:t xml:space="preserve">113  </w:t>
       </w:r>
       <w:r>
         <w:rPr>
@@ -6430,7 +6742,7 @@
           <w:i w:val="0"/>
           <w:sz w:val="22"/>
         </w:rPr>
-        <w:t>Lo suponía. Fue Gaspar.</w:t>
+        <w:t>No lo comparo. Digo que el silencio que protege a un país unos años no protege a una persona veintiocho. Y cuando caduca, quien lo firmó no tiene a quién echarle la culpa.</w:t>
       </w:r>
     </w:p>
     <w:p>
@@ -6446,7 +6758,7 @@
           <w:color w:val="555555"/>
           <w:sz w:val="19"/>
         </w:rPr>
-        <w:t>짐작했습니다. 가스파르였어요.</w:t>
+        <w:t>비교하는 게 아닙니다. 나라를 몇 년 지켜 준 침묵이 한 사람을 28년 지켜 주진 못한다는 말입니다. 그리고 유통기한이 지나면 서명한 사람은 탓할 곳이 없어요.</w:t>
       </w:r>
     </w:p>
     <w:p>
@@ -6463,7 +6775,7 @@
           <w:color w:val="555555"/>
           <w:sz w:val="15"/>
         </w:rPr>
-        <w:t xml:space="preserve">109  </w:t>
+        <w:t xml:space="preserve">114  </w:t>
       </w:r>
       <w:r>
         <w:rPr>
@@ -6473,7 +6785,7 @@
           <w:color w:val="8A1C2B"/>
           <w:sz w:val="21"/>
         </w:rPr>
-        <w:t xml:space="preserve">VALDÉS   </w:t>
+        <w:t xml:space="preserve">ÁLVARO   </w:t>
       </w:r>
       <w:r>
         <w:rPr>
@@ -6482,7 +6794,7 @@
           <w:i w:val="0"/>
           <w:sz w:val="22"/>
         </w:rPr>
-        <w:t>¿Gaspar? Gaspar vino a mí hace dos meses. Sabía lo del cero. Me ofreció «ayudarme a protegerlo». Yo le dije que no había nada que proteger.</w:t>
+        <w:t>Hay una cosa más. Alguien sacó la caja catorce de Alcalá el tres de septiembre. Dijo hacerlo «por orden de la Secretaria de Estado».</w:t>
       </w:r>
     </w:p>
     <w:p>
@@ -6498,7 +6810,7 @@
           <w:color w:val="555555"/>
           <w:sz w:val="19"/>
         </w:rPr>
-        <w:t>가스파르? 두 달 전에 나를 찾아왔어. 영에 대해 알고 있더군. '지키는 걸 돕겠다'고 했지. 나는 지킬 게 없다고 했고.</w:t>
+        <w:t>하나 더 있습니다. 9월 3일에 누군가 알칼라에서 14번 상자를 꺼냈습니다. '차관의 지시'라고 하면서요.</w:t>
       </w:r>
     </w:p>
     <w:p>
@@ -6515,7 +6827,7 @@
           <w:color w:val="555555"/>
           <w:sz w:val="15"/>
         </w:rPr>
-        <w:t xml:space="preserve">110  </w:t>
+        <w:t xml:space="preserve">115  </w:t>
       </w:r>
       <w:r>
         <w:rPr>
@@ -6525,7 +6837,7 @@
           <w:color w:val="8A1C2B"/>
           <w:sz w:val="21"/>
         </w:rPr>
-        <w:t xml:space="preserve">ÁLVARO   </w:t>
+        <w:t xml:space="preserve">VALDÉS   </w:t>
       </w:r>
       <w:r>
         <w:rPr>
@@ -6534,7 +6846,7 @@
           <w:i w:val="0"/>
           <w:sz w:val="22"/>
         </w:rPr>
-        <w:t>Y por detrás fue a Alcalá con su nombre.</w:t>
+        <w:t>Yo no di ninguna orden.</w:t>
       </w:r>
     </w:p>
     <w:p>
@@ -6550,7 +6862,7 @@
           <w:color w:val="555555"/>
           <w:sz w:val="19"/>
         </w:rPr>
-        <w:t>그리고 뒤로는 차관님 이름으로 알칼라에 갔죠.</w:t>
+        <w:t>나는 어떤 지시도 내린 적 없네.</w:t>
       </w:r>
     </w:p>
     <w:p>
@@ -6567,7 +6879,7 @@
           <w:color w:val="555555"/>
           <w:sz w:val="15"/>
         </w:rPr>
-        <w:t xml:space="preserve">111  </w:t>
+        <w:t xml:space="preserve">116  </w:t>
       </w:r>
       <w:r>
         <w:rPr>
@@ -6577,7 +6889,7 @@
           <w:color w:val="8A1C2B"/>
           <w:sz w:val="21"/>
         </w:rPr>
-        <w:t xml:space="preserve">VALDÉS   </w:t>
+        <w:t xml:space="preserve">ÁLVARO   </w:t>
       </w:r>
       <w:r>
         <w:rPr>
@@ -6586,7 +6898,7 @@
           <w:i w:val="0"/>
           <w:sz w:val="22"/>
         </w:rPr>
-        <w:t>Me ha usado.</w:t>
+        <w:t>Lo suponía. Fue Gaspar.</w:t>
       </w:r>
     </w:p>
     <w:p>
@@ -6602,7 +6914,7 @@
           <w:color w:val="555555"/>
           <w:sz w:val="19"/>
         </w:rPr>
-        <w:t>나를 이용했군.</w:t>
+        <w:t>짐작했습니다. 가스파르였어요.</w:t>
       </w:r>
     </w:p>
     <w:p>
@@ -6619,7 +6931,7 @@
           <w:color w:val="555555"/>
           <w:sz w:val="15"/>
         </w:rPr>
-        <w:t xml:space="preserve">112  </w:t>
+        <w:t xml:space="preserve">117  </w:t>
       </w:r>
       <w:r>
         <w:rPr>
@@ -6629,7 +6941,7 @@
           <w:color w:val="8A1C2B"/>
           <w:sz w:val="21"/>
         </w:rPr>
-        <w:t xml:space="preserve">ÁLVARO   </w:t>
+        <w:t xml:space="preserve">VALDÉS   </w:t>
       </w:r>
       <w:r>
         <w:rPr>
@@ -6638,7 +6950,7 @@
           <w:i w:val="0"/>
           <w:sz w:val="22"/>
         </w:rPr>
-        <w:t>Y lo usó alguien más a él, probablemente.</w:t>
+        <w:t>¿Gaspar? Gaspar vino a mí hace dos meses. Sabía lo del cero. Me ofreció «ayudarme a protegerlo». Yo le dije que no había nada que proteger.</w:t>
       </w:r>
     </w:p>
     <w:p>
@@ -6654,7 +6966,7 @@
           <w:color w:val="555555"/>
           <w:sz w:val="19"/>
         </w:rPr>
-        <w:t>그리고 그 사람도 다른 누군가에게 이용당했을 겁니다.</w:t>
+        <w:t>가스파르? 두 달 전에 나를 찾아왔어. 영에 대해 알고 있더군. '지키는 걸 돕겠다'고 했지. 나는 지킬 게 없다고 했고.</w:t>
       </w:r>
     </w:p>
     <w:p>
@@ -6671,7 +6983,7 @@
           <w:color w:val="555555"/>
           <w:sz w:val="15"/>
         </w:rPr>
-        <w:t xml:space="preserve">113  </w:t>
+        <w:t xml:space="preserve">118  </w:t>
       </w:r>
       <w:r>
         <w:rPr>
@@ -6681,7 +6993,7 @@
           <w:color w:val="8A1C2B"/>
           <w:sz w:val="21"/>
         </w:rPr>
-        <w:t xml:space="preserve">VALDÉS   </w:t>
+        <w:t xml:space="preserve">ÁLVARO   </w:t>
       </w:r>
       <w:r>
         <w:rPr>
@@ -6690,7 +7002,7 @@
           <w:i w:val="0"/>
           <w:sz w:val="22"/>
         </w:rPr>
-        <w:t>¿Quién?</w:t>
+        <w:t>Y por detrás fue a Alcalá con su nombre.</w:t>
       </w:r>
     </w:p>
     <w:p>
@@ -6706,7 +7018,7 @@
           <w:color w:val="555555"/>
           <w:sz w:val="19"/>
         </w:rPr>
-        <w:t>누구에게?</w:t>
+        <w:t>그리고 뒤로는 차관님 이름으로 알칼라에 갔죠.</w:t>
       </w:r>
     </w:p>
     <w:p>
@@ -6723,7 +7035,7 @@
           <w:color w:val="555555"/>
           <w:sz w:val="15"/>
         </w:rPr>
-        <w:t xml:space="preserve">114  </w:t>
+        <w:t xml:space="preserve">119  </w:t>
       </w:r>
       <w:r>
         <w:rPr>
@@ -6733,7 +7045,7 @@
           <w:color w:val="8A1C2B"/>
           <w:sz w:val="21"/>
         </w:rPr>
-        <w:t xml:space="preserve">ÁLVARO   </w:t>
+        <w:t xml:space="preserve">VALDÉS   </w:t>
       </w:r>
       <w:r>
         <w:rPr>
@@ -6742,7 +7054,7 @@
           <w:i w:val="0"/>
           <w:sz w:val="22"/>
         </w:rPr>
-        <w:t>No lo sé. Pero alguien con interés en que esto explote en un momento concreto.</w:t>
+        <w:t>Me ha usado.</w:t>
       </w:r>
     </w:p>
     <w:p>
@@ -6758,7 +7070,7 @@
           <w:color w:val="555555"/>
           <w:sz w:val="19"/>
         </w:rPr>
-        <w:t>모릅니다. 하지만 이게 특정한 시점에 터지는 걸 바라는 누군가가 있겠죠.</w:t>
+        <w:t>나를 이용했군.</w:t>
       </w:r>
     </w:p>
     <w:p>
@@ -6775,7 +7087,7 @@
           <w:color w:val="555555"/>
           <w:sz w:val="15"/>
         </w:rPr>
-        <w:t xml:space="preserve">115  </w:t>
+        <w:t xml:space="preserve">120  </w:t>
       </w:r>
       <w:r>
         <w:rPr>
@@ -6785,7 +7097,7 @@
           <w:color w:val="8A1C2B"/>
           <w:sz w:val="21"/>
         </w:rPr>
-        <w:t xml:space="preserve">VALDÉS   </w:t>
+        <w:t xml:space="preserve">ÁLVARO   </w:t>
       </w:r>
       <w:r>
         <w:rPr>
@@ -6794,7 +7106,7 @@
           <w:i w:val="0"/>
           <w:sz w:val="22"/>
         </w:rPr>
-        <w:t>Entonces razón de más para callar.</w:t>
+        <w:t>Y lo usó alguien más a él, probablemente.</w:t>
       </w:r>
     </w:p>
     <w:p>
@@ -6810,7 +7122,7 @@
           <w:color w:val="555555"/>
           <w:sz w:val="19"/>
         </w:rPr>
-        <w:t>그럼 더더욱 입을 다물어야지.</w:t>
+        <w:t>그리고 그 사람도 다른 누군가에게 이용당했을 겁니다.</w:t>
       </w:r>
     </w:p>
     <w:p>
@@ -6827,7 +7139,7 @@
           <w:color w:val="555555"/>
           <w:sz w:val="15"/>
         </w:rPr>
-        <w:t xml:space="preserve">116  </w:t>
+        <w:t xml:space="preserve">121  </w:t>
       </w:r>
       <w:r>
         <w:rPr>
@@ -6837,7 +7149,7 @@
           <w:color w:val="8A1C2B"/>
           <w:sz w:val="21"/>
         </w:rPr>
-        <w:t xml:space="preserve">ÁLVARO   </w:t>
+        <w:t xml:space="preserve">VALDÉS   </w:t>
       </w:r>
       <w:r>
         <w:rPr>
@@ -6846,7 +7158,7 @@
           <w:i w:val="0"/>
           <w:sz w:val="22"/>
         </w:rPr>
-        <w:t>Razón de más para hablar primero.</w:t>
+        <w:t>¿Quién?</w:t>
       </w:r>
     </w:p>
     <w:p>
@@ -6862,7 +7174,7 @@
           <w:color w:val="555555"/>
           <w:sz w:val="19"/>
         </w:rPr>
-        <w:t>더더욱 먼저 말해야죠.</w:t>
+        <w:t>누구에게?</w:t>
       </w:r>
     </w:p>
     <w:p>
@@ -6879,7 +7191,7 @@
           <w:color w:val="555555"/>
           <w:sz w:val="15"/>
         </w:rPr>
-        <w:t xml:space="preserve">117  </w:t>
+        <w:t xml:space="preserve">122  </w:t>
       </w:r>
       <w:r>
         <w:rPr>
@@ -6889,7 +7201,7 @@
           <w:color w:val="8A1C2B"/>
           <w:sz w:val="21"/>
         </w:rPr>
-        <w:t xml:space="preserve">VALDÉS   </w:t>
+        <w:t xml:space="preserve">ÁLVARO   </w:t>
       </w:r>
       <w:r>
         <w:rPr>
@@ -6898,7 +7210,7 @@
           <w:i w:val="0"/>
           <w:sz w:val="22"/>
         </w:rPr>
-        <w:t>Basta.</w:t>
+        <w:t>No lo sé. Pero alguien con interés en que esto explote en un momento concreto.</w:t>
       </w:r>
     </w:p>
     <w:p>
@@ -6914,6 +7226,162 @@
           <w:color w:val="555555"/>
           <w:sz w:val="19"/>
         </w:rPr>
+        <w:t>모릅니다. 하지만 이게 특정한 시점에 터지는 걸 바라는 누군가가 있겠죠.</w:t>
+      </w:r>
+    </w:p>
+    <w:p>
+      <w:pPr>
+        <w:keepNext/>
+        <w:spacing w:before="80" w:after="0" w:line="276" w:lineRule="auto"/>
+        <w:ind w:left="0"/>
+      </w:pPr>
+      <w:r>
+        <w:rPr>
+          <w:rFonts w:ascii="Noto Sans KR" w:hAnsi="Noto Sans KR" w:eastAsia="Noto Sans KR" w:cs="Noto Sans KR"/>
+          <w:b w:val="0"/>
+          <w:i w:val="0"/>
+          <w:color w:val="555555"/>
+          <w:sz w:val="15"/>
+        </w:rPr>
+        <w:t xml:space="preserve">123  </w:t>
+      </w:r>
+      <w:r>
+        <w:rPr>
+          <w:rFonts w:ascii="Noto Sans KR" w:hAnsi="Noto Sans KR" w:eastAsia="Noto Sans KR" w:cs="Noto Sans KR"/>
+          <w:b/>
+          <w:i w:val="0"/>
+          <w:color w:val="8A1C2B"/>
+          <w:sz w:val="21"/>
+        </w:rPr>
+        <w:t xml:space="preserve">VALDÉS   </w:t>
+      </w:r>
+      <w:r>
+        <w:rPr>
+          <w:rFonts w:ascii="Noto Sans KR" w:hAnsi="Noto Sans KR" w:eastAsia="Noto Sans KR" w:cs="Noto Sans KR"/>
+          <w:b w:val="0"/>
+          <w:i w:val="0"/>
+          <w:sz w:val="22"/>
+        </w:rPr>
+        <w:t>Entonces razón de más para callar.</w:t>
+      </w:r>
+    </w:p>
+    <w:p>
+      <w:pPr>
+        <w:spacing w:before="0" w:after="40" w:line="276" w:lineRule="auto"/>
+        <w:ind w:left="595"/>
+      </w:pPr>
+      <w:r>
+        <w:rPr>
+          <w:rFonts w:ascii="Noto Sans KR" w:hAnsi="Noto Sans KR" w:eastAsia="Noto Sans KR" w:cs="Noto Sans KR"/>
+          <w:b w:val="0"/>
+          <w:i w:val="0"/>
+          <w:color w:val="555555"/>
+          <w:sz w:val="19"/>
+        </w:rPr>
+        <w:t>그럼 더더욱 입을 다물어야지.</w:t>
+      </w:r>
+    </w:p>
+    <w:p>
+      <w:pPr>
+        <w:keepNext/>
+        <w:spacing w:before="80" w:after="0" w:line="276" w:lineRule="auto"/>
+        <w:ind w:left="0"/>
+      </w:pPr>
+      <w:r>
+        <w:rPr>
+          <w:rFonts w:ascii="Noto Sans KR" w:hAnsi="Noto Sans KR" w:eastAsia="Noto Sans KR" w:cs="Noto Sans KR"/>
+          <w:b w:val="0"/>
+          <w:i w:val="0"/>
+          <w:color w:val="555555"/>
+          <w:sz w:val="15"/>
+        </w:rPr>
+        <w:t xml:space="preserve">124  </w:t>
+      </w:r>
+      <w:r>
+        <w:rPr>
+          <w:rFonts w:ascii="Noto Sans KR" w:hAnsi="Noto Sans KR" w:eastAsia="Noto Sans KR" w:cs="Noto Sans KR"/>
+          <w:b/>
+          <w:i w:val="0"/>
+          <w:color w:val="8A1C2B"/>
+          <w:sz w:val="21"/>
+        </w:rPr>
+        <w:t xml:space="preserve">ÁLVARO   </w:t>
+      </w:r>
+      <w:r>
+        <w:rPr>
+          <w:rFonts w:ascii="Noto Sans KR" w:hAnsi="Noto Sans KR" w:eastAsia="Noto Sans KR" w:cs="Noto Sans KR"/>
+          <w:b w:val="0"/>
+          <w:i w:val="0"/>
+          <w:sz w:val="22"/>
+        </w:rPr>
+        <w:t>Razón de más para hablar primero.</w:t>
+      </w:r>
+    </w:p>
+    <w:p>
+      <w:pPr>
+        <w:spacing w:before="0" w:after="40" w:line="276" w:lineRule="auto"/>
+        <w:ind w:left="595"/>
+      </w:pPr>
+      <w:r>
+        <w:rPr>
+          <w:rFonts w:ascii="Noto Sans KR" w:hAnsi="Noto Sans KR" w:eastAsia="Noto Sans KR" w:cs="Noto Sans KR"/>
+          <w:b w:val="0"/>
+          <w:i w:val="0"/>
+          <w:color w:val="555555"/>
+          <w:sz w:val="19"/>
+        </w:rPr>
+        <w:t>더더욱 먼저 말해야죠.</w:t>
+      </w:r>
+    </w:p>
+    <w:p>
+      <w:pPr>
+        <w:keepNext/>
+        <w:spacing w:before="80" w:after="0" w:line="276" w:lineRule="auto"/>
+        <w:ind w:left="0"/>
+      </w:pPr>
+      <w:r>
+        <w:rPr>
+          <w:rFonts w:ascii="Noto Sans KR" w:hAnsi="Noto Sans KR" w:eastAsia="Noto Sans KR" w:cs="Noto Sans KR"/>
+          <w:b w:val="0"/>
+          <w:i w:val="0"/>
+          <w:color w:val="555555"/>
+          <w:sz w:val="15"/>
+        </w:rPr>
+        <w:t xml:space="preserve">125  </w:t>
+      </w:r>
+      <w:r>
+        <w:rPr>
+          <w:rFonts w:ascii="Noto Sans KR" w:hAnsi="Noto Sans KR" w:eastAsia="Noto Sans KR" w:cs="Noto Sans KR"/>
+          <w:b/>
+          <w:i w:val="0"/>
+          <w:color w:val="8A1C2B"/>
+          <w:sz w:val="21"/>
+        </w:rPr>
+        <w:t xml:space="preserve">VALDÉS   </w:t>
+      </w:r>
+      <w:r>
+        <w:rPr>
+          <w:rFonts w:ascii="Noto Sans KR" w:hAnsi="Noto Sans KR" w:eastAsia="Noto Sans KR" w:cs="Noto Sans KR"/>
+          <w:b w:val="0"/>
+          <w:i w:val="0"/>
+          <w:sz w:val="22"/>
+        </w:rPr>
+        <w:t>Basta.</w:t>
+      </w:r>
+    </w:p>
+    <w:p>
+      <w:pPr>
+        <w:spacing w:before="0" w:after="40" w:line="276" w:lineRule="auto"/>
+        <w:ind w:left="595"/>
+      </w:pPr>
+      <w:r>
+        <w:rPr>
+          <w:rFonts w:ascii="Noto Sans KR" w:hAnsi="Noto Sans KR" w:eastAsia="Noto Sans KR" w:cs="Noto Sans KR"/>
+          <w:b w:val="0"/>
+          <w:i w:val="0"/>
+          <w:color w:val="555555"/>
+          <w:sz w:val="19"/>
+        </w:rPr>
         <w:t>그만하게.</w:t>
       </w:r>
     </w:p>
@@ -6931,6 +7399,58 @@
           <w:sz w:val="19"/>
         </w:rPr>
         <w:t>주석 · 표현 노트</w:t>
+      </w:r>
+    </w:p>
+    <w:p>
+      <w:pPr>
+        <w:spacing w:before="0" w:after="0" w:line="276" w:lineRule="auto"/>
+        <w:ind w:left="170"/>
+        <w:shd w:val="clear" w:color="auto" w:fill="EEF1F7"/>
+      </w:pPr>
+      <w:r>
+        <w:rPr>
+          <w:rFonts w:ascii="Noto Sans KR" w:hAnsi="Noto Sans KR" w:eastAsia="Noto Sans KR" w:cs="Noto Sans KR"/>
+          <w:b/>
+          <w:i w:val="0"/>
+          <w:sz w:val="19"/>
+        </w:rPr>
+        <w:t>• pacto del olvido</w:t>
+      </w:r>
+      <w:r>
+        <w:rPr>
+          <w:rFonts w:ascii="Noto Sans KR" w:hAnsi="Noto Sans KR" w:eastAsia="Noto Sans KR" w:cs="Noto Sans KR"/>
+          <w:b w:val="0"/>
+          <w:i w:val="0"/>
+          <w:color w:val="555555"/>
+          <w:sz w:val="19"/>
+        </w:rPr>
+        <w:t xml:space="preserve">  —  '망각의 협약'. 스페인 민주화 이행기(Transición)에 과거 청산을 미룬 묵시적 합의를 가리키는 말. 침묵의 협약이 갖는 시한성을 논하는 비유로 쓰였다</w:t>
+      </w:r>
+    </w:p>
+    <w:p>
+      <w:pPr>
+        <w:spacing w:before="0" w:after="0" w:line="276" w:lineRule="auto"/>
+        <w:ind w:left="170"/>
+        <w:shd w:val="clear" w:color="auto" w:fill="EEF1F7"/>
+      </w:pPr>
+      <w:r>
+        <w:rPr>
+          <w:rFonts w:ascii="Noto Sans KR" w:hAnsi="Noto Sans KR" w:eastAsia="Noto Sans KR" w:cs="Noto Sans KR"/>
+          <w:b/>
+          <w:i w:val="0"/>
+          <w:sz w:val="19"/>
+        </w:rPr>
+        <w:t>• fecha de caducidad</w:t>
+      </w:r>
+      <w:r>
+        <w:rPr>
+          <w:rFonts w:ascii="Noto Sans KR" w:hAnsi="Noto Sans KR" w:eastAsia="Noto Sans KR" w:cs="Noto Sans KR"/>
+          <w:b w:val="0"/>
+          <w:i w:val="0"/>
+          <w:color w:val="555555"/>
+          <w:sz w:val="19"/>
+        </w:rPr>
+        <w:t xml:space="preserve">  —  유통기한, 만료일. 침묵의 효력에도 시한이 있다는 비유</w:t>
       </w:r>
     </w:p>
     <w:p>
@@ -7121,7 +7641,7 @@
           <w:color w:val="555555"/>
           <w:sz w:val="15"/>
         </w:rPr>
-        <w:t xml:space="preserve">118  </w:t>
+        <w:t xml:space="preserve">126  </w:t>
       </w:r>
       <w:r>
         <w:rPr>
@@ -7173,7 +7693,7 @@
           <w:color w:val="555555"/>
           <w:sz w:val="15"/>
         </w:rPr>
-        <w:t xml:space="preserve">119  </w:t>
+        <w:t xml:space="preserve">127  </w:t>
       </w:r>
       <w:r>
         <w:rPr>
@@ -7225,7 +7745,7 @@
           <w:color w:val="555555"/>
           <w:sz w:val="15"/>
         </w:rPr>
-        <w:t xml:space="preserve">120  </w:t>
+        <w:t xml:space="preserve">128  </w:t>
       </w:r>
       <w:r>
         <w:rPr>
@@ -7277,7 +7797,7 @@
           <w:color w:val="555555"/>
           <w:sz w:val="15"/>
         </w:rPr>
-        <w:t xml:space="preserve">121  </w:t>
+        <w:t xml:space="preserve">129  </w:t>
       </w:r>
       <w:r>
         <w:rPr>
@@ -7329,7 +7849,7 @@
           <w:color w:val="555555"/>
           <w:sz w:val="15"/>
         </w:rPr>
-        <w:t xml:space="preserve">122  </w:t>
+        <w:t xml:space="preserve">130  </w:t>
       </w:r>
       <w:r>
         <w:rPr>
@@ -7381,7 +7901,7 @@
           <w:color w:val="555555"/>
           <w:sz w:val="15"/>
         </w:rPr>
-        <w:t xml:space="preserve">123  </w:t>
+        <w:t xml:space="preserve">131  </w:t>
       </w:r>
       <w:r>
         <w:rPr>
@@ -7433,7 +7953,7 @@
           <w:color w:val="555555"/>
           <w:sz w:val="15"/>
         </w:rPr>
-        <w:t xml:space="preserve">124  </w:t>
+        <w:t xml:space="preserve">132  </w:t>
       </w:r>
       <w:r>
         <w:rPr>
@@ -7485,7 +8005,7 @@
           <w:color w:val="555555"/>
           <w:sz w:val="15"/>
         </w:rPr>
-        <w:t xml:space="preserve">125  </w:t>
+        <w:t xml:space="preserve">133  </w:t>
       </w:r>
       <w:r>
         <w:rPr>
@@ -7537,7 +8057,7 @@
           <w:color w:val="555555"/>
           <w:sz w:val="15"/>
         </w:rPr>
-        <w:t xml:space="preserve">126  </w:t>
+        <w:t xml:space="preserve">134  </w:t>
       </w:r>
       <w:r>
         <w:rPr>
@@ -7589,7 +8109,7 @@
           <w:color w:val="555555"/>
           <w:sz w:val="15"/>
         </w:rPr>
-        <w:t xml:space="preserve">127  </w:t>
+        <w:t xml:space="preserve">135  </w:t>
       </w:r>
       <w:r>
         <w:rPr>
@@ -7641,7 +8161,7 @@
           <w:color w:val="555555"/>
           <w:sz w:val="15"/>
         </w:rPr>
-        <w:t xml:space="preserve">128  </w:t>
+        <w:t xml:space="preserve">136  </w:t>
       </w:r>
       <w:r>
         <w:rPr>
@@ -7693,7 +8213,7 @@
           <w:color w:val="555555"/>
           <w:sz w:val="15"/>
         </w:rPr>
-        <w:t xml:space="preserve">129  </w:t>
+        <w:t xml:space="preserve">137  </w:t>
       </w:r>
       <w:r>
         <w:rPr>
@@ -7745,7 +8265,7 @@
           <w:color w:val="555555"/>
           <w:sz w:val="15"/>
         </w:rPr>
-        <w:t xml:space="preserve">130  </w:t>
+        <w:t xml:space="preserve">138  </w:t>
       </w:r>
       <w:r>
         <w:rPr>
@@ -7797,7 +8317,7 @@
           <w:color w:val="555555"/>
           <w:sz w:val="15"/>
         </w:rPr>
-        <w:t xml:space="preserve">131  </w:t>
+        <w:t xml:space="preserve">139  </w:t>
       </w:r>
       <w:r>
         <w:rPr>
@@ -7849,7 +8369,7 @@
           <w:color w:val="555555"/>
           <w:sz w:val="15"/>
         </w:rPr>
-        <w:t xml:space="preserve">132  </w:t>
+        <w:t xml:space="preserve">140  </w:t>
       </w:r>
       <w:r>
         <w:rPr>
@@ -7901,7 +8421,7 @@
           <w:color w:val="555555"/>
           <w:sz w:val="15"/>
         </w:rPr>
-        <w:t xml:space="preserve">133  </w:t>
+        <w:t xml:space="preserve">141  </w:t>
       </w:r>
       <w:r>
         <w:rPr>
@@ -7953,7 +8473,7 @@
           <w:color w:val="555555"/>
           <w:sz w:val="15"/>
         </w:rPr>
-        <w:t xml:space="preserve">134  </w:t>
+        <w:t xml:space="preserve">142  </w:t>
       </w:r>
       <w:r>
         <w:rPr>
@@ -8005,7 +8525,7 @@
           <w:color w:val="555555"/>
           <w:sz w:val="15"/>
         </w:rPr>
-        <w:t xml:space="preserve">135  </w:t>
+        <w:t xml:space="preserve">143  </w:t>
       </w:r>
       <w:r>
         <w:rPr>
@@ -8057,7 +8577,7 @@
           <w:color w:val="555555"/>
           <w:sz w:val="15"/>
         </w:rPr>
-        <w:t xml:space="preserve">136  </w:t>
+        <w:t xml:space="preserve">144  </w:t>
       </w:r>
       <w:r>
         <w:rPr>
@@ -8109,7 +8629,7 @@
           <w:color w:val="555555"/>
           <w:sz w:val="15"/>
         </w:rPr>
-        <w:t xml:space="preserve">137  </w:t>
+        <w:t xml:space="preserve">145  </w:t>
       </w:r>
       <w:r>
         <w:rPr>
@@ -8351,7 +8871,7 @@
           <w:color w:val="555555"/>
           <w:sz w:val="15"/>
         </w:rPr>
-        <w:t xml:space="preserve">138  </w:t>
+        <w:t xml:space="preserve">146  </w:t>
       </w:r>
       <w:r>
         <w:rPr>
@@ -8403,7 +8923,7 @@
           <w:color w:val="555555"/>
           <w:sz w:val="15"/>
         </w:rPr>
-        <w:t xml:space="preserve">139  </w:t>
+        <w:t xml:space="preserve">147  </w:t>
       </w:r>
       <w:r>
         <w:rPr>
@@ -8455,7 +8975,7 @@
           <w:color w:val="555555"/>
           <w:sz w:val="15"/>
         </w:rPr>
-        <w:t xml:space="preserve">140  </w:t>
+        <w:t xml:space="preserve">148  </w:t>
       </w:r>
       <w:r>
         <w:rPr>
@@ -8507,7 +9027,7 @@
           <w:color w:val="555555"/>
           <w:sz w:val="15"/>
         </w:rPr>
-        <w:t xml:space="preserve">141  </w:t>
+        <w:t xml:space="preserve">149  </w:t>
       </w:r>
       <w:r>
         <w:rPr>
@@ -8559,7 +9079,7 @@
           <w:color w:val="555555"/>
           <w:sz w:val="15"/>
         </w:rPr>
-        <w:t xml:space="preserve">142  </w:t>
+        <w:t xml:space="preserve">150  </w:t>
       </w:r>
       <w:r>
         <w:rPr>
@@ -8611,7 +9131,7 @@
           <w:color w:val="555555"/>
           <w:sz w:val="15"/>
         </w:rPr>
-        <w:t xml:space="preserve">143  </w:t>
+        <w:t xml:space="preserve">151  </w:t>
       </w:r>
       <w:r>
         <w:rPr>
@@ -8663,7 +9183,7 @@
           <w:color w:val="555555"/>
           <w:sz w:val="15"/>
         </w:rPr>
-        <w:t xml:space="preserve">144  </w:t>
+        <w:t xml:space="preserve">152  </w:t>
       </w:r>
       <w:r>
         <w:rPr>
@@ -8715,7 +9235,7 @@
           <w:color w:val="555555"/>
           <w:sz w:val="15"/>
         </w:rPr>
-        <w:t xml:space="preserve">145  </w:t>
+        <w:t xml:space="preserve">153  </w:t>
       </w:r>
       <w:r>
         <w:rPr>
@@ -8767,7 +9287,7 @@
           <w:color w:val="555555"/>
           <w:sz w:val="15"/>
         </w:rPr>
-        <w:t xml:space="preserve">146  </w:t>
+        <w:t xml:space="preserve">154  </w:t>
       </w:r>
       <w:r>
         <w:rPr>
@@ -8819,7 +9339,7 @@
           <w:color w:val="555555"/>
           <w:sz w:val="15"/>
         </w:rPr>
-        <w:t xml:space="preserve">147  </w:t>
+        <w:t xml:space="preserve">155  </w:t>
       </w:r>
       <w:r>
         <w:rPr>
@@ -8871,7 +9391,7 @@
           <w:color w:val="555555"/>
           <w:sz w:val="15"/>
         </w:rPr>
-        <w:t xml:space="preserve">148  </w:t>
+        <w:t xml:space="preserve">156  </w:t>
       </w:r>
       <w:r>
         <w:rPr>
@@ -8923,7 +9443,7 @@
           <w:color w:val="555555"/>
           <w:sz w:val="15"/>
         </w:rPr>
-        <w:t xml:space="preserve">149  </w:t>
+        <w:t xml:space="preserve">157  </w:t>
       </w:r>
       <w:r>
         <w:rPr>
@@ -8975,7 +9495,7 @@
           <w:color w:val="555555"/>
           <w:sz w:val="15"/>
         </w:rPr>
-        <w:t xml:space="preserve">150  </w:t>
+        <w:t xml:space="preserve">158  </w:t>
       </w:r>
       <w:r>
         <w:rPr>
@@ -9027,7 +9547,7 @@
           <w:color w:val="555555"/>
           <w:sz w:val="15"/>
         </w:rPr>
-        <w:t xml:space="preserve">151  </w:t>
+        <w:t xml:space="preserve">159  </w:t>
       </w:r>
       <w:r>
         <w:rPr>
@@ -9079,7 +9599,7 @@
           <w:color w:val="555555"/>
           <w:sz w:val="15"/>
         </w:rPr>
-        <w:t xml:space="preserve">152  </w:t>
+        <w:t xml:space="preserve">160  </w:t>
       </w:r>
       <w:r>
         <w:rPr>
@@ -9131,7 +9651,7 @@
           <w:color w:val="555555"/>
           <w:sz w:val="15"/>
         </w:rPr>
-        <w:t xml:space="preserve">153  </w:t>
+        <w:t xml:space="preserve">161  </w:t>
       </w:r>
       <w:r>
         <w:rPr>
@@ -9183,7 +9703,7 @@
           <w:color w:val="555555"/>
           <w:sz w:val="15"/>
         </w:rPr>
-        <w:t xml:space="preserve">154  </w:t>
+        <w:t xml:space="preserve">162  </w:t>
       </w:r>
       <w:r>
         <w:rPr>
@@ -9235,7 +9755,7 @@
           <w:color w:val="555555"/>
           <w:sz w:val="15"/>
         </w:rPr>
-        <w:t xml:space="preserve">155  </w:t>
+        <w:t xml:space="preserve">163  </w:t>
       </w:r>
       <w:r>
         <w:rPr>
@@ -9287,7 +9807,7 @@
           <w:color w:val="555555"/>
           <w:sz w:val="15"/>
         </w:rPr>
-        <w:t xml:space="preserve">156  </w:t>
+        <w:t xml:space="preserve">164  </w:t>
       </w:r>
       <w:r>
         <w:rPr>
@@ -9339,7 +9859,7 @@
           <w:color w:val="555555"/>
           <w:sz w:val="15"/>
         </w:rPr>
-        <w:t xml:space="preserve">157  </w:t>
+        <w:t xml:space="preserve">165  </w:t>
       </w:r>
       <w:r>
         <w:rPr>
@@ -9391,7 +9911,7 @@
           <w:color w:val="555555"/>
           <w:sz w:val="15"/>
         </w:rPr>
-        <w:t xml:space="preserve">158  </w:t>
+        <w:t xml:space="preserve">166  </w:t>
       </w:r>
       <w:r>
         <w:rPr>
@@ -9443,7 +9963,7 @@
           <w:color w:val="555555"/>
           <w:sz w:val="15"/>
         </w:rPr>
-        <w:t xml:space="preserve">159  </w:t>
+        <w:t xml:space="preserve">167  </w:t>
       </w:r>
       <w:r>
         <w:rPr>
@@ -9495,7 +10015,7 @@
           <w:color w:val="555555"/>
           <w:sz w:val="15"/>
         </w:rPr>
-        <w:t xml:space="preserve">160  </w:t>
+        <w:t xml:space="preserve">168  </w:t>
       </w:r>
       <w:r>
         <w:rPr>
@@ -9547,7 +10067,7 @@
           <w:color w:val="555555"/>
           <w:sz w:val="15"/>
         </w:rPr>
-        <w:t xml:space="preserve">161  </w:t>
+        <w:t xml:space="preserve">169  </w:t>
       </w:r>
       <w:r>
         <w:rPr>
@@ -9599,7 +10119,7 @@
           <w:color w:val="555555"/>
           <w:sz w:val="15"/>
         </w:rPr>
-        <w:t xml:space="preserve">162  </w:t>
+        <w:t xml:space="preserve">170  </w:t>
       </w:r>
       <w:r>
         <w:rPr>
@@ -9651,7 +10171,7 @@
           <w:color w:val="555555"/>
           <w:sz w:val="15"/>
         </w:rPr>
-        <w:t xml:space="preserve">163  </w:t>
+        <w:t xml:space="preserve">171  </w:t>
       </w:r>
       <w:r>
         <w:rPr>
